--- a/downloads/production/kdp/trilogy-proof-audit/lady-d-trilogy-proof-audit-pack.docx
+++ b/downloads/production/kdp/trilogy-proof-audit/lady-d-trilogy-proof-audit-pack.docx
@@ -63,7 +63,7 @@
           <w:color w:val="59606C"/>
           <w:sz w:val="18"/>
         </w:rPr>
-        <w:t>Generated 2026-07-01 from commit 6d1dc28</w:t>
+        <w:t>Generated 2026-07-01 from commit 6ab403d</w:t>
       </w:r>
     </w:p>
     <w:p>
@@ -122,7 +122,7 @@
           <w:color w:val="111827"/>
           <w:sz w:val="21"/>
         </w:rPr>
-        <w:t>Source words checked: 372,340</w:t>
+        <w:t>Source words checked: 377,171</w:t>
       </w:r>
     </w:p>
     <w:p>
@@ -164,7 +164,7 @@
           <w:color w:val="111827"/>
           <w:sz w:val="21"/>
         </w:rPr>
-        <w:t>Works-righteousness watch contexts: 384</w:t>
+        <w:t>Works-righteousness watch contexts: 356</w:t>
       </w:r>
     </w:p>
     <w:p>
@@ -178,7 +178,7 @@
           <w:color w:val="111827"/>
           <w:sz w:val="21"/>
         </w:rPr>
-        <w:t>Duplicate title groups: 150</w:t>
+        <w:t>Duplicate title groups: 0</w:t>
       </w:r>
     </w:p>
     <w:p>
@@ -192,7 +192,7 @@
           <w:color w:val="111827"/>
           <w:sz w:val="21"/>
         </w:rPr>
-        <w:t>Duplicate morning-impact groups: 30</w:t>
+        <w:t>Duplicate morning-impact groups: 0</w:t>
       </w:r>
     </w:p>
     <w:p>
@@ -444,7 +444,7 @@
                 <w:color w:val="111827"/>
                 <w:sz w:val="17"/>
               </w:rPr>
-              <w:t>128,919</w:t>
+              <w:t>130,732</w:t>
             </w:r>
           </w:p>
         </w:tc>
@@ -510,7 +510,7 @@
                 <w:color w:val="111827"/>
                 <w:sz w:val="17"/>
               </w:rPr>
-              <w:t>223</w:t>
+              <w:t>209</w:t>
             </w:r>
           </w:p>
         </w:tc>
@@ -578,7 +578,7 @@
                 <w:color w:val="111827"/>
                 <w:sz w:val="17"/>
               </w:rPr>
-              <w:t>19,847</w:t>
+              <w:t>19,854</w:t>
             </w:r>
           </w:p>
         </w:tc>
@@ -644,7 +644,7 @@
                 <w:color w:val="111827"/>
                 <w:sz w:val="17"/>
               </w:rPr>
-              <w:t>51</w:t>
+              <w:t>47</w:t>
             </w:r>
           </w:p>
         </w:tc>
@@ -712,7 +712,7 @@
                 <w:color w:val="111827"/>
                 <w:sz w:val="17"/>
               </w:rPr>
-              <w:t>96,185</w:t>
+              <w:t>97,693</w:t>
             </w:r>
           </w:p>
         </w:tc>
@@ -778,7 +778,7 @@
                 <w:color w:val="111827"/>
                 <w:sz w:val="17"/>
               </w:rPr>
-              <w:t>50</w:t>
+              <w:t>43</w:t>
             </w:r>
           </w:p>
         </w:tc>
@@ -980,7 +980,7 @@
                 <w:color w:val="111827"/>
                 <w:sz w:val="17"/>
               </w:rPr>
-              <w:t>92,590</w:t>
+              <w:t>94,093</w:t>
             </w:r>
           </w:p>
         </w:tc>
@@ -1046,7 +1046,7 @@
                 <w:color w:val="111827"/>
                 <w:sz w:val="17"/>
               </w:rPr>
-              <w:t>36</w:t>
+              <w:t>33</w:t>
             </w:r>
           </w:p>
         </w:tc>
@@ -1358,7 +1358,7 @@
                 <w:color w:val="111827"/>
                 <w:sz w:val="17"/>
               </w:rPr>
-              <w:t>50</w:t>
+              <w:t>0</w:t>
             </w:r>
           </w:p>
         </w:tc>
@@ -1379,7 +1379,7 @@
                 <w:color w:val="111827"/>
                 <w:sz w:val="17"/>
               </w:rPr>
-              <w:t>10</w:t>
+              <w:t>0</w:t>
             </w:r>
           </w:p>
         </w:tc>
@@ -1400,7 +1400,7 @@
                 <w:color w:val="111827"/>
                 <w:sz w:val="17"/>
               </w:rPr>
-              <w:t>50</w:t>
+              <w:t>0</w:t>
             </w:r>
           </w:p>
         </w:tc>
@@ -1444,7 +1444,7 @@
                 <w:color w:val="111827"/>
                 <w:sz w:val="17"/>
               </w:rPr>
-              <w:t>50</w:t>
+              <w:t>0</w:t>
             </w:r>
           </w:p>
         </w:tc>
@@ -1465,7 +1465,7 @@
                 <w:color w:val="111827"/>
                 <w:sz w:val="17"/>
               </w:rPr>
-              <w:t>10</w:t>
+              <w:t>0</w:t>
             </w:r>
           </w:p>
         </w:tc>
@@ -1486,7 +1486,7 @@
                 <w:color w:val="111827"/>
                 <w:sz w:val="17"/>
               </w:rPr>
-              <w:t>50</w:t>
+              <w:t>0</w:t>
             </w:r>
           </w:p>
         </w:tc>
@@ -1530,7 +1530,7 @@
                 <w:color w:val="111827"/>
                 <w:sz w:val="17"/>
               </w:rPr>
-              <w:t>50</w:t>
+              <w:t>0</w:t>
             </w:r>
           </w:p>
         </w:tc>
@@ -1551,7 +1551,7 @@
                 <w:color w:val="111827"/>
                 <w:sz w:val="17"/>
               </w:rPr>
-              <w:t>10</w:t>
+              <w:t>0</w:t>
             </w:r>
           </w:p>
         </w:tc>
@@ -1572,7 +1572,7 @@
                 <w:color w:val="111827"/>
                 <w:sz w:val="17"/>
               </w:rPr>
-              <w:t>50</w:t>
+              <w:t>0</w:t>
             </w:r>
           </w:p>
         </w:tc>

--- a/downloads/production/kdp/trilogy-proof-audit/lady-d-trilogy-proof-audit-pack.docx
+++ b/downloads/production/kdp/trilogy-proof-audit/lady-d-trilogy-proof-audit-pack.docx
@@ -63,7 +63,7 @@
           <w:color w:val="59606C"/>
           <w:sz w:val="18"/>
         </w:rPr>
-        <w:t>Generated 2026-07-01 from commit 6ab403d</w:t>
+        <w:t>Generated 2026-07-01 from commit 9aab4b1</w:t>
       </w:r>
     </w:p>
     <w:p>
@@ -122,7 +122,7 @@
           <w:color w:val="111827"/>
           <w:sz w:val="21"/>
         </w:rPr>
-        <w:t>Source words checked: 377,171</w:t>
+        <w:t>Source words checked: 369,512</w:t>
       </w:r>
     </w:p>
     <w:p>
@@ -444,7 +444,7 @@
                 <w:color w:val="111827"/>
                 <w:sz w:val="17"/>
               </w:rPr>
-              <w:t>130,732</w:t>
+              <w:t>128,224</w:t>
             </w:r>
           </w:p>
         </w:tc>
@@ -712,7 +712,7 @@
                 <w:color w:val="111827"/>
                 <w:sz w:val="17"/>
               </w:rPr>
-              <w:t>97,693</w:t>
+              <w:t>95,114</w:t>
             </w:r>
           </w:p>
         </w:tc>
@@ -980,7 +980,7 @@
                 <w:color w:val="111827"/>
                 <w:sz w:val="17"/>
               </w:rPr>
-              <w:t>94,093</w:t>
+              <w:t>91,521</w:t>
             </w:r>
           </w:p>
         </w:tc>

--- a/downloads/production/kdp/trilogy-proof-audit/lady-d-trilogy-proof-audit-pack.docx
+++ b/downloads/production/kdp/trilogy-proof-audit/lady-d-trilogy-proof-audit-pack.docx
@@ -63,7 +63,7 @@
           <w:color w:val="59606C"/>
           <w:sz w:val="18"/>
         </w:rPr>
-        <w:t>Generated 2026-07-01 from commit 9aab4b1</w:t>
+        <w:t>Generated 2026-07-01 from commit 6980a41</w:t>
       </w:r>
     </w:p>
     <w:p>
@@ -122,7 +122,7 @@
           <w:color w:val="111827"/>
           <w:sz w:val="21"/>
         </w:rPr>
-        <w:t>Source words checked: 369,512</w:t>
+        <w:t>Source words checked: 369,515</w:t>
       </w:r>
     </w:p>
     <w:p>
@@ -164,7 +164,7 @@
           <w:color w:val="111827"/>
           <w:sz w:val="21"/>
         </w:rPr>
-        <w:t>Works-righteousness watch contexts: 356</w:t>
+        <w:t>Works-righteousness watch contexts: 355</w:t>
       </w:r>
     </w:p>
     <w:p>
@@ -444,7 +444,7 @@
                 <w:color w:val="111827"/>
                 <w:sz w:val="17"/>
               </w:rPr>
-              <w:t>128,224</w:t>
+              <w:t>128,227</w:t>
             </w:r>
           </w:p>
         </w:tc>
@@ -510,7 +510,7 @@
                 <w:color w:val="111827"/>
                 <w:sz w:val="17"/>
               </w:rPr>
-              <w:t>209</w:t>
+              <w:t>208</w:t>
             </w:r>
           </w:p>
         </w:tc>

--- a/downloads/production/kdp/trilogy-proof-audit/lady-d-trilogy-proof-audit-pack.docx
+++ b/downloads/production/kdp/trilogy-proof-audit/lady-d-trilogy-proof-audit-pack.docx
@@ -63,7 +63,7 @@
           <w:color w:val="59606C"/>
           <w:sz w:val="18"/>
         </w:rPr>
-        <w:t>Generated 2026-07-01 from commit 6980a41</w:t>
+        <w:t>Generated 2026-07-01 from commit d6774d4</w:t>
       </w:r>
     </w:p>
     <w:p>
@@ -122,7 +122,7 @@
           <w:color w:val="111827"/>
           <w:sz w:val="21"/>
         </w:rPr>
-        <w:t>Source words checked: 369,515</w:t>
+        <w:t>Source words checked: 369,509</w:t>
       </w:r>
     </w:p>
     <w:p>
@@ -444,7 +444,7 @@
                 <w:color w:val="111827"/>
                 <w:sz w:val="17"/>
               </w:rPr>
-              <w:t>128,227</w:t>
+              <w:t>128,221</w:t>
             </w:r>
           </w:p>
         </w:tc>

--- a/downloads/production/kdp/trilogy-proof-audit/lady-d-trilogy-proof-audit-pack.docx
+++ b/downloads/production/kdp/trilogy-proof-audit/lady-d-trilogy-proof-audit-pack.docx
@@ -63,7 +63,7 @@
           <w:color w:val="59606C"/>
           <w:sz w:val="18"/>
         </w:rPr>
-        <w:t>Generated 2026-07-01 from commit d6774d4</w:t>
+        <w:t>Generated 2026-07-01 from commit 575ac63</w:t>
       </w:r>
     </w:p>
     <w:p>
@@ -122,7 +122,7 @@
           <w:color w:val="111827"/>
           <w:sz w:val="21"/>
         </w:rPr>
-        <w:t>Source words checked: 369,509</w:t>
+        <w:t>Source words checked: 369,499</w:t>
       </w:r>
     </w:p>
     <w:p>
@@ -444,7 +444,7 @@
                 <w:color w:val="111827"/>
                 <w:sz w:val="17"/>
               </w:rPr>
-              <w:t>128,221</w:t>
+              <w:t>128,211</w:t>
             </w:r>
           </w:p>
         </w:tc>

--- a/downloads/production/kdp/trilogy-proof-audit/lady-d-trilogy-proof-audit-pack.docx
+++ b/downloads/production/kdp/trilogy-proof-audit/lady-d-trilogy-proof-audit-pack.docx
@@ -63,7 +63,7 @@
           <w:color w:val="59606C"/>
           <w:sz w:val="18"/>
         </w:rPr>
-        <w:t>Generated 2026-07-01 from commit 575ac63</w:t>
+        <w:t>Generated 2026-07-01 from commit 30c0fa4</w:t>
       </w:r>
     </w:p>
     <w:p>
@@ -122,7 +122,7 @@
           <w:color w:val="111827"/>
           <w:sz w:val="21"/>
         </w:rPr>
-        <w:t>Source words checked: 369,499</w:t>
+        <w:t>Source words checked: 369,506</w:t>
       </w:r>
     </w:p>
     <w:p>
@@ -444,7 +444,7 @@
                 <w:color w:val="111827"/>
                 <w:sz w:val="17"/>
               </w:rPr>
-              <w:t>128,211</w:t>
+              <w:t>128,218</w:t>
             </w:r>
           </w:p>
         </w:tc>

--- a/downloads/production/kdp/trilogy-proof-audit/lady-d-trilogy-proof-audit-pack.docx
+++ b/downloads/production/kdp/trilogy-proof-audit/lady-d-trilogy-proof-audit-pack.docx
@@ -63,7 +63,7 @@
           <w:color w:val="59606C"/>
           <w:sz w:val="18"/>
         </w:rPr>
-        <w:t>Generated 2026-07-01 from commit 30c0fa4</w:t>
+        <w:t>Generated 2026-07-01 from commit ff233b2</w:t>
       </w:r>
     </w:p>
     <w:p>
@@ -122,7 +122,7 @@
           <w:color w:val="111827"/>
           <w:sz w:val="21"/>
         </w:rPr>
-        <w:t>Source words checked: 369,506</w:t>
+        <w:t>Source words checked: 369,501</w:t>
       </w:r>
     </w:p>
     <w:p>
@@ -444,7 +444,7 @@
                 <w:color w:val="111827"/>
                 <w:sz w:val="17"/>
               </w:rPr>
-              <w:t>128,218</w:t>
+              <w:t>128,213</w:t>
             </w:r>
           </w:p>
         </w:tc>

--- a/downloads/production/kdp/trilogy-proof-audit/lady-d-trilogy-proof-audit-pack.docx
+++ b/downloads/production/kdp/trilogy-proof-audit/lady-d-trilogy-proof-audit-pack.docx
@@ -63,7 +63,7 @@
           <w:color w:val="59606C"/>
           <w:sz w:val="18"/>
         </w:rPr>
-        <w:t>Generated 2026-07-01 from commit ff233b2</w:t>
+        <w:t>Generated 2026-07-01 from commit 35b2cb1</w:t>
       </w:r>
     </w:p>
     <w:p>
@@ -122,7 +122,7 @@
           <w:color w:val="111827"/>
           <w:sz w:val="21"/>
         </w:rPr>
-        <w:t>Source words checked: 369,501</w:t>
+        <w:t>Source words checked: 369,488</w:t>
       </w:r>
     </w:p>
     <w:p>
@@ -444,7 +444,7 @@
                 <w:color w:val="111827"/>
                 <w:sz w:val="17"/>
               </w:rPr>
-              <w:t>128,213</w:t>
+              <w:t>128,200</w:t>
             </w:r>
           </w:p>
         </w:tc>

--- a/downloads/production/kdp/trilogy-proof-audit/lady-d-trilogy-proof-audit-pack.docx
+++ b/downloads/production/kdp/trilogy-proof-audit/lady-d-trilogy-proof-audit-pack.docx
@@ -63,7 +63,7 @@
           <w:color w:val="59606C"/>
           <w:sz w:val="18"/>
         </w:rPr>
-        <w:t>Generated 2026-07-01 from commit 35b2cb1</w:t>
+        <w:t>Generated 2026-07-01 from commit 903eb16</w:t>
       </w:r>
     </w:p>
     <w:p>
@@ -122,7 +122,7 @@
           <w:color w:val="111827"/>
           <w:sz w:val="21"/>
         </w:rPr>
-        <w:t>Source words checked: 369,488</w:t>
+        <w:t>Source words checked: 369,474</w:t>
       </w:r>
     </w:p>
     <w:p>
@@ -444,7 +444,7 @@
                 <w:color w:val="111827"/>
                 <w:sz w:val="17"/>
               </w:rPr>
-              <w:t>128,200</w:t>
+              <w:t>128,186</w:t>
             </w:r>
           </w:p>
         </w:tc>

--- a/downloads/production/kdp/trilogy-proof-audit/lady-d-trilogy-proof-audit-pack.docx
+++ b/downloads/production/kdp/trilogy-proof-audit/lady-d-trilogy-proof-audit-pack.docx
@@ -63,7 +63,7 @@
           <w:color w:val="59606C"/>
           <w:sz w:val="18"/>
         </w:rPr>
-        <w:t>Generated 2026-07-01 from commit 903eb16</w:t>
+        <w:t>Generated 2026-07-01 from commit 297346e</w:t>
       </w:r>
     </w:p>
     <w:p>
@@ -122,7 +122,7 @@
           <w:color w:val="111827"/>
           <w:sz w:val="21"/>
         </w:rPr>
-        <w:t>Source words checked: 369,474</w:t>
+        <w:t>Source words checked: 369,477</w:t>
       </w:r>
     </w:p>
     <w:p>
@@ -444,7 +444,7 @@
                 <w:color w:val="111827"/>
                 <w:sz w:val="17"/>
               </w:rPr>
-              <w:t>128,186</w:t>
+              <w:t>128,189</w:t>
             </w:r>
           </w:p>
         </w:tc>

--- a/downloads/production/kdp/trilogy-proof-audit/lady-d-trilogy-proof-audit-pack.docx
+++ b/downloads/production/kdp/trilogy-proof-audit/lady-d-trilogy-proof-audit-pack.docx
@@ -63,7 +63,7 @@
           <w:color w:val="59606C"/>
           <w:sz w:val="18"/>
         </w:rPr>
-        <w:t>Generated 2026-07-01 from commit 297346e</w:t>
+        <w:t>Generated 2026-07-01 from commit e1226cb</w:t>
       </w:r>
     </w:p>
     <w:p>
@@ -122,7 +122,7 @@
           <w:color w:val="111827"/>
           <w:sz w:val="21"/>
         </w:rPr>
-        <w:t>Source words checked: 369,477</w:t>
+        <w:t>Source words checked: 369,472</w:t>
       </w:r>
     </w:p>
     <w:p>
@@ -444,7 +444,7 @@
                 <w:color w:val="111827"/>
                 <w:sz w:val="17"/>
               </w:rPr>
-              <w:t>128,189</w:t>
+              <w:t>128,184</w:t>
             </w:r>
           </w:p>
         </w:tc>

--- a/downloads/production/kdp/trilogy-proof-audit/lady-d-trilogy-proof-audit-pack.docx
+++ b/downloads/production/kdp/trilogy-proof-audit/lady-d-trilogy-proof-audit-pack.docx
@@ -63,7 +63,7 @@
           <w:color w:val="59606C"/>
           <w:sz w:val="18"/>
         </w:rPr>
-        <w:t>Generated 2026-07-01 from commit e1226cb</w:t>
+        <w:t>Generated 2026-07-01 from commit c500c77</w:t>
       </w:r>
     </w:p>
     <w:p>
@@ -122,7 +122,7 @@
           <w:color w:val="111827"/>
           <w:sz w:val="21"/>
         </w:rPr>
-        <w:t>Source words checked: 369,472</w:t>
+        <w:t>Source words checked: 369,473</w:t>
       </w:r>
     </w:p>
     <w:p>
@@ -164,7 +164,7 @@
           <w:color w:val="111827"/>
           <w:sz w:val="21"/>
         </w:rPr>
-        <w:t>Works-righteousness watch contexts: 355</w:t>
+        <w:t>Works-righteousness watch contexts: 356</w:t>
       </w:r>
     </w:p>
     <w:p>
@@ -444,7 +444,7 @@
                 <w:color w:val="111827"/>
                 <w:sz w:val="17"/>
               </w:rPr>
-              <w:t>128,184</w:t>
+              <w:t>128,185</w:t>
             </w:r>
           </w:p>
         </w:tc>
@@ -510,7 +510,7 @@
                 <w:color w:val="111827"/>
                 <w:sz w:val="17"/>
               </w:rPr>
-              <w:t>208</w:t>
+              <w:t>209</w:t>
             </w:r>
           </w:p>
         </w:tc>

--- a/downloads/production/kdp/trilogy-proof-audit/lady-d-trilogy-proof-audit-pack.docx
+++ b/downloads/production/kdp/trilogy-proof-audit/lady-d-trilogy-proof-audit-pack.docx
@@ -63,7 +63,7 @@
           <w:color w:val="59606C"/>
           <w:sz w:val="18"/>
         </w:rPr>
-        <w:t>Generated 2026-07-01 from commit c500c77</w:t>
+        <w:t>Generated 2026-07-01 from commit 245a378</w:t>
       </w:r>
     </w:p>
     <w:p>
@@ -122,7 +122,7 @@
           <w:color w:val="111827"/>
           <w:sz w:val="21"/>
         </w:rPr>
-        <w:t>Source words checked: 369,473</w:t>
+        <w:t>Source words checked: 369,487</w:t>
       </w:r>
     </w:p>
     <w:p>
@@ -444,7 +444,7 @@
                 <w:color w:val="111827"/>
                 <w:sz w:val="17"/>
               </w:rPr>
-              <w:t>128,185</w:t>
+              <w:t>128,199</w:t>
             </w:r>
           </w:p>
         </w:tc>

--- a/downloads/production/kdp/trilogy-proof-audit/lady-d-trilogy-proof-audit-pack.docx
+++ b/downloads/production/kdp/trilogy-proof-audit/lady-d-trilogy-proof-audit-pack.docx
@@ -63,7 +63,7 @@
           <w:color w:val="59606C"/>
           <w:sz w:val="18"/>
         </w:rPr>
-        <w:t>Generated 2026-07-01 from commit 245a378</w:t>
+        <w:t>Generated 2026-07-01 from commit b12ddeb</w:t>
       </w:r>
     </w:p>
     <w:p>
@@ -122,7 +122,7 @@
           <w:color w:val="111827"/>
           <w:sz w:val="21"/>
         </w:rPr>
-        <w:t>Source words checked: 369,487</w:t>
+        <w:t>Source words checked: 369,479</w:t>
       </w:r>
     </w:p>
     <w:p>
@@ -444,7 +444,7 @@
                 <w:color w:val="111827"/>
                 <w:sz w:val="17"/>
               </w:rPr>
-              <w:t>128,199</w:t>
+              <w:t>128,191</w:t>
             </w:r>
           </w:p>
         </w:tc>

--- a/downloads/production/kdp/trilogy-proof-audit/lady-d-trilogy-proof-audit-pack.docx
+++ b/downloads/production/kdp/trilogy-proof-audit/lady-d-trilogy-proof-audit-pack.docx
@@ -63,7 +63,7 @@
           <w:color w:val="59606C"/>
           <w:sz w:val="18"/>
         </w:rPr>
-        <w:t>Generated 2026-07-01 from commit b12ddeb</w:t>
+        <w:t>Generated 2026-07-01 from commit 0f0d1c4</w:t>
       </w:r>
     </w:p>
     <w:p>
@@ -122,7 +122,7 @@
           <w:color w:val="111827"/>
           <w:sz w:val="21"/>
         </w:rPr>
-        <w:t>Source words checked: 369,479</w:t>
+        <w:t>Source words checked: 369,480</w:t>
       </w:r>
     </w:p>
     <w:p>
@@ -444,7 +444,7 @@
                 <w:color w:val="111827"/>
                 <w:sz w:val="17"/>
               </w:rPr>
-              <w:t>128,191</w:t>
+              <w:t>128,192</w:t>
             </w:r>
           </w:p>
         </w:tc>

--- a/downloads/production/kdp/trilogy-proof-audit/lady-d-trilogy-proof-audit-pack.docx
+++ b/downloads/production/kdp/trilogy-proof-audit/lady-d-trilogy-proof-audit-pack.docx
@@ -63,7 +63,7 @@
           <w:color w:val="59606C"/>
           <w:sz w:val="18"/>
         </w:rPr>
-        <w:t>Generated 2026-07-01 from commit 0f0d1c4</w:t>
+        <w:t>Generated 2026-07-01 from commit f85e049</w:t>
       </w:r>
     </w:p>
     <w:p>
@@ -122,7 +122,7 @@
           <w:color w:val="111827"/>
           <w:sz w:val="21"/>
         </w:rPr>
-        <w:t>Source words checked: 369,480</w:t>
+        <w:t>Source words checked: 369,482</w:t>
       </w:r>
     </w:p>
     <w:p>
@@ -444,7 +444,7 @@
                 <w:color w:val="111827"/>
                 <w:sz w:val="17"/>
               </w:rPr>
-              <w:t>128,192</w:t>
+              <w:t>128,194</w:t>
             </w:r>
           </w:p>
         </w:tc>

--- a/downloads/production/kdp/trilogy-proof-audit/lady-d-trilogy-proof-audit-pack.docx
+++ b/downloads/production/kdp/trilogy-proof-audit/lady-d-trilogy-proof-audit-pack.docx
@@ -63,7 +63,7 @@
           <w:color w:val="59606C"/>
           <w:sz w:val="18"/>
         </w:rPr>
-        <w:t>Generated 2026-07-01 from commit f85e049</w:t>
+        <w:t>Generated 2026-07-01 from commit b4f7c7a</w:t>
       </w:r>
     </w:p>
     <w:p>
@@ -122,7 +122,7 @@
           <w:color w:val="111827"/>
           <w:sz w:val="21"/>
         </w:rPr>
-        <w:t>Source words checked: 369,482</w:t>
+        <w:t>Source words checked: 369,481</w:t>
       </w:r>
     </w:p>
     <w:p>
@@ -444,7 +444,7 @@
                 <w:color w:val="111827"/>
                 <w:sz w:val="17"/>
               </w:rPr>
-              <w:t>128,194</w:t>
+              <w:t>128,193</w:t>
             </w:r>
           </w:p>
         </w:tc>

--- a/downloads/production/kdp/trilogy-proof-audit/lady-d-trilogy-proof-audit-pack.docx
+++ b/downloads/production/kdp/trilogy-proof-audit/lady-d-trilogy-proof-audit-pack.docx
@@ -63,7 +63,7 @@
           <w:color w:val="59606C"/>
           <w:sz w:val="18"/>
         </w:rPr>
-        <w:t>Generated 2026-07-01 from commit b4f7c7a</w:t>
+        <w:t>Generated 2026-07-01 from commit 02fe20d</w:t>
       </w:r>
     </w:p>
     <w:p>
@@ -122,7 +122,7 @@
           <w:color w:val="111827"/>
           <w:sz w:val="21"/>
         </w:rPr>
-        <w:t>Source words checked: 369,481</w:t>
+        <w:t>Source words checked: 369,492</w:t>
       </w:r>
     </w:p>
     <w:p>
@@ -444,7 +444,7 @@
                 <w:color w:val="111827"/>
                 <w:sz w:val="17"/>
               </w:rPr>
-              <w:t>128,193</w:t>
+              <w:t>128,204</w:t>
             </w:r>
           </w:p>
         </w:tc>

--- a/downloads/production/kdp/trilogy-proof-audit/lady-d-trilogy-proof-audit-pack.docx
+++ b/downloads/production/kdp/trilogy-proof-audit/lady-d-trilogy-proof-audit-pack.docx
@@ -63,7 +63,7 @@
           <w:color w:val="59606C"/>
           <w:sz w:val="18"/>
         </w:rPr>
-        <w:t>Generated 2026-07-01 from commit 02fe20d</w:t>
+        <w:t>Generated 2026-07-01 from commit 1d46ff6</w:t>
       </w:r>
     </w:p>
     <w:p>
@@ -122,7 +122,7 @@
           <w:color w:val="111827"/>
           <w:sz w:val="21"/>
         </w:rPr>
-        <w:t>Source words checked: 369,492</w:t>
+        <w:t>Source words checked: 369,495</w:t>
       </w:r>
     </w:p>
     <w:p>
@@ -444,7 +444,7 @@
                 <w:color w:val="111827"/>
                 <w:sz w:val="17"/>
               </w:rPr>
-              <w:t>128,204</w:t>
+              <w:t>128,207</w:t>
             </w:r>
           </w:p>
         </w:tc>

--- a/downloads/production/kdp/trilogy-proof-audit/lady-d-trilogy-proof-audit-pack.docx
+++ b/downloads/production/kdp/trilogy-proof-audit/lady-d-trilogy-proof-audit-pack.docx
@@ -63,7 +63,7 @@
           <w:color w:val="59606C"/>
           <w:sz w:val="18"/>
         </w:rPr>
-        <w:t>Generated 2026-07-01 from commit 1d46ff6</w:t>
+        <w:t>Generated 2026-07-01 from commit 9ab860c</w:t>
       </w:r>
     </w:p>
     <w:p>
@@ -122,7 +122,7 @@
           <w:color w:val="111827"/>
           <w:sz w:val="21"/>
         </w:rPr>
-        <w:t>Source words checked: 369,495</w:t>
+        <w:t>Source words checked: 369,509</w:t>
       </w:r>
     </w:p>
     <w:p>
@@ -164,7 +164,7 @@
           <w:color w:val="111827"/>
           <w:sz w:val="21"/>
         </w:rPr>
-        <w:t>Works-righteousness watch contexts: 356</w:t>
+        <w:t>Works-righteousness watch contexts: 358</w:t>
       </w:r>
     </w:p>
     <w:p>
@@ -444,7 +444,7 @@
                 <w:color w:val="111827"/>
                 <w:sz w:val="17"/>
               </w:rPr>
-              <w:t>128,207</w:t>
+              <w:t>128,221</w:t>
             </w:r>
           </w:p>
         </w:tc>
@@ -510,7 +510,7 @@
                 <w:color w:val="111827"/>
                 <w:sz w:val="17"/>
               </w:rPr>
-              <w:t>209</w:t>
+              <w:t>211</w:t>
             </w:r>
           </w:p>
         </w:tc>

--- a/downloads/production/kdp/trilogy-proof-audit/lady-d-trilogy-proof-audit-pack.docx
+++ b/downloads/production/kdp/trilogy-proof-audit/lady-d-trilogy-proof-audit-pack.docx
@@ -63,7 +63,7 @@
           <w:color w:val="59606C"/>
           <w:sz w:val="18"/>
         </w:rPr>
-        <w:t>Generated 2026-07-01 from commit 9ab860c</w:t>
+        <w:t>Generated 2026-07-01 from commit d3a8466</w:t>
       </w:r>
     </w:p>
     <w:p>
@@ -122,7 +122,7 @@
           <w:color w:val="111827"/>
           <w:sz w:val="21"/>
         </w:rPr>
-        <w:t>Source words checked: 369,509</w:t>
+        <w:t>Source words checked: 369,528</w:t>
       </w:r>
     </w:p>
     <w:p>
@@ -444,7 +444,7 @@
                 <w:color w:val="111827"/>
                 <w:sz w:val="17"/>
               </w:rPr>
-              <w:t>128,221</w:t>
+              <w:t>128,240</w:t>
             </w:r>
           </w:p>
         </w:tc>

--- a/downloads/production/kdp/trilogy-proof-audit/lady-d-trilogy-proof-audit-pack.docx
+++ b/downloads/production/kdp/trilogy-proof-audit/lady-d-trilogy-proof-audit-pack.docx
@@ -63,7 +63,7 @@
           <w:color w:val="59606C"/>
           <w:sz w:val="18"/>
         </w:rPr>
-        <w:t>Generated 2026-07-01 from commit d3a8466</w:t>
+        <w:t>Generated 2026-07-01 from commit 5b26ab4</w:t>
       </w:r>
     </w:p>
     <w:p>
@@ -122,7 +122,7 @@
           <w:color w:val="111827"/>
           <w:sz w:val="21"/>
         </w:rPr>
-        <w:t>Source words checked: 369,528</w:t>
+        <w:t>Source words checked: 369,539</w:t>
       </w:r>
     </w:p>
     <w:p>
@@ -164,7 +164,7 @@
           <w:color w:val="111827"/>
           <w:sz w:val="21"/>
         </w:rPr>
-        <w:t>Works-righteousness watch contexts: 358</w:t>
+        <w:t>Works-righteousness watch contexts: 359</w:t>
       </w:r>
     </w:p>
     <w:p>
@@ -444,7 +444,7 @@
                 <w:color w:val="111827"/>
                 <w:sz w:val="17"/>
               </w:rPr>
-              <w:t>128,240</w:t>
+              <w:t>128,251</w:t>
             </w:r>
           </w:p>
         </w:tc>
@@ -510,7 +510,7 @@
                 <w:color w:val="111827"/>
                 <w:sz w:val="17"/>
               </w:rPr>
-              <w:t>211</w:t>
+              <w:t>212</w:t>
             </w:r>
           </w:p>
         </w:tc>

--- a/downloads/production/kdp/trilogy-proof-audit/lady-d-trilogy-proof-audit-pack.docx
+++ b/downloads/production/kdp/trilogy-proof-audit/lady-d-trilogy-proof-audit-pack.docx
@@ -63,7 +63,7 @@
           <w:color w:val="59606C"/>
           <w:sz w:val="18"/>
         </w:rPr>
-        <w:t>Generated 2026-07-01 from commit 5b26ab4</w:t>
+        <w:t>Generated 2026-07-01 from commit 0cb5e77</w:t>
       </w:r>
     </w:p>
     <w:p>
@@ -122,7 +122,7 @@
           <w:color w:val="111827"/>
           <w:sz w:val="21"/>
         </w:rPr>
-        <w:t>Source words checked: 369,539</w:t>
+        <w:t>Source words checked: 369,557</w:t>
       </w:r>
     </w:p>
     <w:p>
@@ -164,7 +164,7 @@
           <w:color w:val="111827"/>
           <w:sz w:val="21"/>
         </w:rPr>
-        <w:t>Works-righteousness watch contexts: 359</w:t>
+        <w:t>Works-righteousness watch contexts: 361</w:t>
       </w:r>
     </w:p>
     <w:p>
@@ -444,7 +444,7 @@
                 <w:color w:val="111827"/>
                 <w:sz w:val="17"/>
               </w:rPr>
-              <w:t>128,251</w:t>
+              <w:t>128,269</w:t>
             </w:r>
           </w:p>
         </w:tc>
@@ -510,7 +510,7 @@
                 <w:color w:val="111827"/>
                 <w:sz w:val="17"/>
               </w:rPr>
-              <w:t>212</w:t>
+              <w:t>214</w:t>
             </w:r>
           </w:p>
         </w:tc>

--- a/downloads/production/kdp/trilogy-proof-audit/lady-d-trilogy-proof-audit-pack.docx
+++ b/downloads/production/kdp/trilogy-proof-audit/lady-d-trilogy-proof-audit-pack.docx
@@ -63,7 +63,7 @@
           <w:color w:val="59606C"/>
           <w:sz w:val="18"/>
         </w:rPr>
-        <w:t>Generated 2026-07-01 from commit 0cb5e77</w:t>
+        <w:t>Generated 2026-07-01 from commit 4b0cdbe</w:t>
       </w:r>
     </w:p>
     <w:p>
@@ -122,7 +122,7 @@
           <w:color w:val="111827"/>
           <w:sz w:val="21"/>
         </w:rPr>
-        <w:t>Source words checked: 369,557</w:t>
+        <w:t>Source words checked: 369,569</w:t>
       </w:r>
     </w:p>
     <w:p>
@@ -444,7 +444,7 @@
                 <w:color w:val="111827"/>
                 <w:sz w:val="17"/>
               </w:rPr>
-              <w:t>128,269</w:t>
+              <w:t>128,281</w:t>
             </w:r>
           </w:p>
         </w:tc>

--- a/downloads/production/kdp/trilogy-proof-audit/lady-d-trilogy-proof-audit-pack.docx
+++ b/downloads/production/kdp/trilogy-proof-audit/lady-d-trilogy-proof-audit-pack.docx
@@ -63,7 +63,7 @@
           <w:color w:val="59606C"/>
           <w:sz w:val="18"/>
         </w:rPr>
-        <w:t>Generated 2026-07-01 from commit 4b0cdbe</w:t>
+        <w:t>Generated 2026-07-01 from commit 22a8dfa</w:t>
       </w:r>
     </w:p>
     <w:p>

--- a/downloads/production/kdp/trilogy-proof-audit/lady-d-trilogy-proof-audit-pack.docx
+++ b/downloads/production/kdp/trilogy-proof-audit/lady-d-trilogy-proof-audit-pack.docx
@@ -63,7 +63,7 @@
           <w:color w:val="59606C"/>
           <w:sz w:val="18"/>
         </w:rPr>
-        <w:t>Generated 2026-07-01 from commit 22a8dfa</w:t>
+        <w:t>Generated 2026-07-01 from commit 266943b</w:t>
       </w:r>
     </w:p>
     <w:p>
@@ -122,7 +122,7 @@
           <w:color w:val="111827"/>
           <w:sz w:val="21"/>
         </w:rPr>
-        <w:t>Source words checked: 369,569</w:t>
+        <w:t>Source words checked: 369,582</w:t>
       </w:r>
     </w:p>
     <w:p>
@@ -444,7 +444,7 @@
                 <w:color w:val="111827"/>
                 <w:sz w:val="17"/>
               </w:rPr>
-              <w:t>128,281</w:t>
+              <w:t>128,294</w:t>
             </w:r>
           </w:p>
         </w:tc>

--- a/downloads/production/kdp/trilogy-proof-audit/lady-d-trilogy-proof-audit-pack.docx
+++ b/downloads/production/kdp/trilogy-proof-audit/lady-d-trilogy-proof-audit-pack.docx
@@ -63,7 +63,7 @@
           <w:color w:val="59606C"/>
           <w:sz w:val="18"/>
         </w:rPr>
-        <w:t>Generated 2026-07-01 from commit 266943b</w:t>
+        <w:t>Generated 2026-07-01 from commit 4f38f69</w:t>
       </w:r>
     </w:p>
     <w:p>
@@ -164,7 +164,7 @@
           <w:color w:val="111827"/>
           <w:sz w:val="21"/>
         </w:rPr>
-        <w:t>Works-righteousness watch contexts: 361</w:t>
+        <w:t>Works-righteousness watch contexts: 362</w:t>
       </w:r>
     </w:p>
     <w:p>
@@ -510,7 +510,7 @@
                 <w:color w:val="111827"/>
                 <w:sz w:val="17"/>
               </w:rPr>
-              <w:t>214</w:t>
+              <w:t>215</w:t>
             </w:r>
           </w:p>
         </w:tc>

--- a/downloads/production/kdp/trilogy-proof-audit/lady-d-trilogy-proof-audit-pack.docx
+++ b/downloads/production/kdp/trilogy-proof-audit/lady-d-trilogy-proof-audit-pack.docx
@@ -63,7 +63,7 @@
           <w:color w:val="59606C"/>
           <w:sz w:val="18"/>
         </w:rPr>
-        <w:t>Generated 2026-07-01 from commit 4f38f69</w:t>
+        <w:t>Generated 2026-07-01 from commit 4840631</w:t>
       </w:r>
     </w:p>
     <w:p>
@@ -122,7 +122,7 @@
           <w:color w:val="111827"/>
           <w:sz w:val="21"/>
         </w:rPr>
-        <w:t>Source words checked: 369,582</w:t>
+        <w:t>Source words checked: 369,599</w:t>
       </w:r>
     </w:p>
     <w:p>
@@ -444,7 +444,7 @@
                 <w:color w:val="111827"/>
                 <w:sz w:val="17"/>
               </w:rPr>
-              <w:t>128,294</w:t>
+              <w:t>128,311</w:t>
             </w:r>
           </w:p>
         </w:tc>

--- a/downloads/production/kdp/trilogy-proof-audit/lady-d-trilogy-proof-audit-pack.docx
+++ b/downloads/production/kdp/trilogy-proof-audit/lady-d-trilogy-proof-audit-pack.docx
@@ -63,7 +63,7 @@
           <w:color w:val="59606C"/>
           <w:sz w:val="18"/>
         </w:rPr>
-        <w:t>Generated 2026-07-01 from commit 4840631</w:t>
+        <w:t>Generated 2026-07-01 from commit 28132c2</w:t>
       </w:r>
     </w:p>
     <w:p>
@@ -122,7 +122,7 @@
           <w:color w:val="111827"/>
           <w:sz w:val="21"/>
         </w:rPr>
-        <w:t>Source words checked: 369,599</w:t>
+        <w:t>Source words checked: 369,600</w:t>
       </w:r>
     </w:p>
     <w:p>
@@ -444,7 +444,7 @@
                 <w:color w:val="111827"/>
                 <w:sz w:val="17"/>
               </w:rPr>
-              <w:t>128,311</w:t>
+              <w:t>128,312</w:t>
             </w:r>
           </w:p>
         </w:tc>

--- a/downloads/production/kdp/trilogy-proof-audit/lady-d-trilogy-proof-audit-pack.docx
+++ b/downloads/production/kdp/trilogy-proof-audit/lady-d-trilogy-proof-audit-pack.docx
@@ -63,7 +63,7 @@
           <w:color w:val="59606C"/>
           <w:sz w:val="18"/>
         </w:rPr>
-        <w:t>Generated 2026-07-01 from commit 28132c2</w:t>
+        <w:t>Generated 2026-07-01 from commit 20cc4bf</w:t>
       </w:r>
     </w:p>
     <w:p>
@@ -122,7 +122,7 @@
           <w:color w:val="111827"/>
           <w:sz w:val="21"/>
         </w:rPr>
-        <w:t>Source words checked: 369,600</w:t>
+        <w:t>Source words checked: 369,607</w:t>
       </w:r>
     </w:p>
     <w:p>
@@ -444,7 +444,7 @@
                 <w:color w:val="111827"/>
                 <w:sz w:val="17"/>
               </w:rPr>
-              <w:t>128,312</w:t>
+              <w:t>128,319</w:t>
             </w:r>
           </w:p>
         </w:tc>

--- a/downloads/production/kdp/trilogy-proof-audit/lady-d-trilogy-proof-audit-pack.docx
+++ b/downloads/production/kdp/trilogy-proof-audit/lady-d-trilogy-proof-audit-pack.docx
@@ -63,7 +63,7 @@
           <w:color w:val="59606C"/>
           <w:sz w:val="18"/>
         </w:rPr>
-        <w:t>Generated 2026-07-01 from commit 20cc4bf</w:t>
+        <w:t>Generated 2026-07-01 from commit 9b18bee</w:t>
       </w:r>
     </w:p>
     <w:p>
@@ -122,7 +122,7 @@
           <w:color w:val="111827"/>
           <w:sz w:val="21"/>
         </w:rPr>
-        <w:t>Source words checked: 369,607</w:t>
+        <w:t>Source words checked: 369,610</w:t>
       </w:r>
     </w:p>
     <w:p>
@@ -164,7 +164,7 @@
           <w:color w:val="111827"/>
           <w:sz w:val="21"/>
         </w:rPr>
-        <w:t>Works-righteousness watch contexts: 362</w:t>
+        <w:t>Works-righteousness watch contexts: 363</w:t>
       </w:r>
     </w:p>
     <w:p>
@@ -444,7 +444,7 @@
                 <w:color w:val="111827"/>
                 <w:sz w:val="17"/>
               </w:rPr>
-              <w:t>128,319</w:t>
+              <w:t>128,322</w:t>
             </w:r>
           </w:p>
         </w:tc>
@@ -510,7 +510,7 @@
                 <w:color w:val="111827"/>
                 <w:sz w:val="17"/>
               </w:rPr>
-              <w:t>215</w:t>
+              <w:t>216</w:t>
             </w:r>
           </w:p>
         </w:tc>

--- a/downloads/production/kdp/trilogy-proof-audit/lady-d-trilogy-proof-audit-pack.docx
+++ b/downloads/production/kdp/trilogy-proof-audit/lady-d-trilogy-proof-audit-pack.docx
@@ -63,7 +63,7 @@
           <w:color w:val="59606C"/>
           <w:sz w:val="18"/>
         </w:rPr>
-        <w:t>Generated 2026-07-01 from commit 9b18bee</w:t>
+        <w:t>Generated 2026-07-01 from commit 65637f7</w:t>
       </w:r>
     </w:p>
     <w:p>
@@ -122,7 +122,7 @@
           <w:color w:val="111827"/>
           <w:sz w:val="21"/>
         </w:rPr>
-        <w:t>Source words checked: 369,610</w:t>
+        <w:t>Source words checked: 369,620</w:t>
       </w:r>
     </w:p>
     <w:p>
@@ -444,7 +444,7 @@
                 <w:color w:val="111827"/>
                 <w:sz w:val="17"/>
               </w:rPr>
-              <w:t>128,322</w:t>
+              <w:t>128,332</w:t>
             </w:r>
           </w:p>
         </w:tc>

--- a/downloads/production/kdp/trilogy-proof-audit/lady-d-trilogy-proof-audit-pack.docx
+++ b/downloads/production/kdp/trilogy-proof-audit/lady-d-trilogy-proof-audit-pack.docx
@@ -63,7 +63,7 @@
           <w:color w:val="59606C"/>
           <w:sz w:val="18"/>
         </w:rPr>
-        <w:t>Generated 2026-07-01 from commit 65637f7</w:t>
+        <w:t>Generated 2026-07-01 from commit 6ce4793</w:t>
       </w:r>
     </w:p>
     <w:p>
@@ -122,7 +122,7 @@
           <w:color w:val="111827"/>
           <w:sz w:val="21"/>
         </w:rPr>
-        <w:t>Source words checked: 369,620</w:t>
+        <w:t>Source words checked: 369,613</w:t>
       </w:r>
     </w:p>
     <w:p>
@@ -444,7 +444,7 @@
                 <w:color w:val="111827"/>
                 <w:sz w:val="17"/>
               </w:rPr>
-              <w:t>128,332</w:t>
+              <w:t>128,325</w:t>
             </w:r>
           </w:p>
         </w:tc>

--- a/downloads/production/kdp/trilogy-proof-audit/lady-d-trilogy-proof-audit-pack.docx
+++ b/downloads/production/kdp/trilogy-proof-audit/lady-d-trilogy-proof-audit-pack.docx
@@ -63,7 +63,7 @@
           <w:color w:val="59606C"/>
           <w:sz w:val="18"/>
         </w:rPr>
-        <w:t>Generated 2026-07-01 from commit 6ce4793</w:t>
+        <w:t>Generated 2026-07-01 from commit 3378820</w:t>
       </w:r>
     </w:p>
     <w:p>
@@ -122,7 +122,7 @@
           <w:color w:val="111827"/>
           <w:sz w:val="21"/>
         </w:rPr>
-        <w:t>Source words checked: 369,613</w:t>
+        <w:t>Source words checked: 369,606</w:t>
       </w:r>
     </w:p>
     <w:p>
@@ -444,7 +444,7 @@
                 <w:color w:val="111827"/>
                 <w:sz w:val="17"/>
               </w:rPr>
-              <w:t>128,325</w:t>
+              <w:t>128,318</w:t>
             </w:r>
           </w:p>
         </w:tc>

--- a/downloads/production/kdp/trilogy-proof-audit/lady-d-trilogy-proof-audit-pack.docx
+++ b/downloads/production/kdp/trilogy-proof-audit/lady-d-trilogy-proof-audit-pack.docx
@@ -63,7 +63,7 @@
           <w:color w:val="59606C"/>
           <w:sz w:val="18"/>
         </w:rPr>
-        <w:t>Generated 2026-07-01 from commit 3378820</w:t>
+        <w:t>Generated 2026-07-01 from commit 4ef5fca</w:t>
       </w:r>
     </w:p>
     <w:p>
@@ -122,7 +122,7 @@
           <w:color w:val="111827"/>
           <w:sz w:val="21"/>
         </w:rPr>
-        <w:t>Source words checked: 369,606</w:t>
+        <w:t>Source words checked: 369,604</w:t>
       </w:r>
     </w:p>
     <w:p>
@@ -444,7 +444,7 @@
                 <w:color w:val="111827"/>
                 <w:sz w:val="17"/>
               </w:rPr>
-              <w:t>128,318</w:t>
+              <w:t>128,316</w:t>
             </w:r>
           </w:p>
         </w:tc>

--- a/downloads/production/kdp/trilogy-proof-audit/lady-d-trilogy-proof-audit-pack.docx
+++ b/downloads/production/kdp/trilogy-proof-audit/lady-d-trilogy-proof-audit-pack.docx
@@ -63,7 +63,7 @@
           <w:color w:val="59606C"/>
           <w:sz w:val="18"/>
         </w:rPr>
-        <w:t>Generated 2026-07-01 from commit 4ef5fca</w:t>
+        <w:t>Generated 2026-07-01 from commit 0bfdac3</w:t>
       </w:r>
     </w:p>
     <w:p>
@@ -122,7 +122,7 @@
           <w:color w:val="111827"/>
           <w:sz w:val="21"/>
         </w:rPr>
-        <w:t>Source words checked: 369,604</w:t>
+        <w:t>Source words checked: 369,592</w:t>
       </w:r>
     </w:p>
     <w:p>
@@ -444,7 +444,7 @@
                 <w:color w:val="111827"/>
                 <w:sz w:val="17"/>
               </w:rPr>
-              <w:t>128,316</w:t>
+              <w:t>128,304</w:t>
             </w:r>
           </w:p>
         </w:tc>

--- a/downloads/production/kdp/trilogy-proof-audit/lady-d-trilogy-proof-audit-pack.docx
+++ b/downloads/production/kdp/trilogy-proof-audit/lady-d-trilogy-proof-audit-pack.docx
@@ -63,7 +63,7 @@
           <w:color w:val="59606C"/>
           <w:sz w:val="18"/>
         </w:rPr>
-        <w:t>Generated 2026-07-01 from commit 0bfdac3</w:t>
+        <w:t>Generated 2026-07-01 from commit 13f99ab</w:t>
       </w:r>
     </w:p>
     <w:p>
@@ -122,7 +122,7 @@
           <w:color w:val="111827"/>
           <w:sz w:val="21"/>
         </w:rPr>
-        <w:t>Source words checked: 369,592</w:t>
+        <w:t>Source words checked: 369,583</w:t>
       </w:r>
     </w:p>
     <w:p>
@@ -444,7 +444,7 @@
                 <w:color w:val="111827"/>
                 <w:sz w:val="17"/>
               </w:rPr>
-              <w:t>128,304</w:t>
+              <w:t>128,295</w:t>
             </w:r>
           </w:p>
         </w:tc>

--- a/downloads/production/kdp/trilogy-proof-audit/lady-d-trilogy-proof-audit-pack.docx
+++ b/downloads/production/kdp/trilogy-proof-audit/lady-d-trilogy-proof-audit-pack.docx
@@ -63,7 +63,7 @@
           <w:color w:val="59606C"/>
           <w:sz w:val="18"/>
         </w:rPr>
-        <w:t>Generated 2026-07-01 from commit 13f99ab</w:t>
+        <w:t>Generated 2026-07-01 from commit 0e8eb8d</w:t>
       </w:r>
     </w:p>
     <w:p>
@@ -122,7 +122,7 @@
           <w:color w:val="111827"/>
           <w:sz w:val="21"/>
         </w:rPr>
-        <w:t>Source words checked: 369,583</w:t>
+        <w:t>Source words checked: 369,579</w:t>
       </w:r>
     </w:p>
     <w:p>
@@ -444,7 +444,7 @@
                 <w:color w:val="111827"/>
                 <w:sz w:val="17"/>
               </w:rPr>
-              <w:t>128,295</w:t>
+              <w:t>128,291</w:t>
             </w:r>
           </w:p>
         </w:tc>

--- a/downloads/production/kdp/trilogy-proof-audit/lady-d-trilogy-proof-audit-pack.docx
+++ b/downloads/production/kdp/trilogy-proof-audit/lady-d-trilogy-proof-audit-pack.docx
@@ -63,7 +63,7 @@
           <w:color w:val="59606C"/>
           <w:sz w:val="18"/>
         </w:rPr>
-        <w:t>Generated 2026-07-01 from commit 0e8eb8d</w:t>
+        <w:t>Generated 2026-07-01 from commit 7b3e6ed</w:t>
       </w:r>
     </w:p>
     <w:p>
@@ -122,7 +122,7 @@
           <w:color w:val="111827"/>
           <w:sz w:val="21"/>
         </w:rPr>
-        <w:t>Source words checked: 369,579</w:t>
+        <w:t>Source words checked: 369,569</w:t>
       </w:r>
     </w:p>
     <w:p>
@@ -444,7 +444,7 @@
                 <w:color w:val="111827"/>
                 <w:sz w:val="17"/>
               </w:rPr>
-              <w:t>128,291</w:t>
+              <w:t>128,281</w:t>
             </w:r>
           </w:p>
         </w:tc>

--- a/downloads/production/kdp/trilogy-proof-audit/lady-d-trilogy-proof-audit-pack.docx
+++ b/downloads/production/kdp/trilogy-proof-audit/lady-d-trilogy-proof-audit-pack.docx
@@ -63,7 +63,7 @@
           <w:color w:val="59606C"/>
           <w:sz w:val="18"/>
         </w:rPr>
-        <w:t>Generated 2026-07-01 from commit 7b3e6ed</w:t>
+        <w:t>Generated 2026-07-01 from commit 5c4dd2c</w:t>
       </w:r>
     </w:p>
     <w:p>
@@ -122,7 +122,7 @@
           <w:color w:val="111827"/>
           <w:sz w:val="21"/>
         </w:rPr>
-        <w:t>Source words checked: 369,569</w:t>
+        <w:t>Source words checked: 369,565</w:t>
       </w:r>
     </w:p>
     <w:p>
@@ -444,7 +444,7 @@
                 <w:color w:val="111827"/>
                 <w:sz w:val="17"/>
               </w:rPr>
-              <w:t>128,281</w:t>
+              <w:t>128,277</w:t>
             </w:r>
           </w:p>
         </w:tc>

--- a/downloads/production/kdp/trilogy-proof-audit/lady-d-trilogy-proof-audit-pack.docx
+++ b/downloads/production/kdp/trilogy-proof-audit/lady-d-trilogy-proof-audit-pack.docx
@@ -63,7 +63,7 @@
           <w:color w:val="59606C"/>
           <w:sz w:val="18"/>
         </w:rPr>
-        <w:t>Generated 2026-07-01 from commit 5c4dd2c</w:t>
+        <w:t>Generated 2026-07-01 from commit 55a6f74</w:t>
       </w:r>
     </w:p>
     <w:p>
@@ -122,7 +122,7 @@
           <w:color w:val="111827"/>
           <w:sz w:val="21"/>
         </w:rPr>
-        <w:t>Source words checked: 369,565</w:t>
+        <w:t>Source words checked: 369,564</w:t>
       </w:r>
     </w:p>
     <w:p>
@@ -444,7 +444,7 @@
                 <w:color w:val="111827"/>
                 <w:sz w:val="17"/>
               </w:rPr>
-              <w:t>128,277</w:t>
+              <w:t>128,276</w:t>
             </w:r>
           </w:p>
         </w:tc>
